--- a/courseware/LG-AI Vibe Coding for Multi-Agents System.docx
+++ b/courseware/LG-AI Vibe Coding for Multi-Agents System.docx
@@ -3869,7 +3869,7 @@
         <w:pStyle w:val="ListBullet"/>
       </w:pPr>
       <w:r>
-        <w:t>Written Assessment (WA) — Short-Answer Questions (SAQ), 1 hour, open book.</w:t>
+        <w:t>Written Assessment (WA) — Short-Answer Questions (SAQ), 50 minutes, open book.</w:t>
       </w:r>
     </w:p>
     <w:p>
@@ -3877,7 +3877,7 @@
         <w:pStyle w:val="ListBullet"/>
       </w:pPr>
       <w:r>
-        <w:t>Practical Performance (PP) — hands-on multi-agent build tasks, 1 hour, open book.</w:t>
+        <w:t>Practical Performance (PP) — hands-on multi-agent build tasks, 75 minutes, open book.</w:t>
       </w:r>
     </w:p>
     <w:p>

--- a/courseware/LG-AI Vibe Coding for Multi-Agents System.docx
+++ b/courseware/LG-AI Vibe Coding for Multi-Agents System.docx
@@ -179,7 +179,7 @@
           <w:color w:val="1F6FEB"/>
           <w:sz w:val="24"/>
         </w:rPr>
-        <w:t>Version 1.0</w:t>
+        <w:t>Version 1.1</w:t>
       </w:r>
     </w:p>
     <w:p>
@@ -341,6 +341,64 @@
           </w:p>
         </w:tc>
       </w:tr>
+      <w:tr>
+        <w:tc>
+          <w:tcPr>
+            <w:tcW w:type="dxa" w:w="2160"/>
+          </w:tcPr>
+          <w:p>
+            <w:r/>
+            <w:r>
+              <w:rPr>
+                <w:sz w:val="19"/>
+              </w:rPr>
+              <w:t>1.1</w:t>
+            </w:r>
+          </w:p>
+        </w:tc>
+        <w:tc>
+          <w:tcPr>
+            <w:tcW w:type="dxa" w:w="2160"/>
+          </w:tcPr>
+          <w:p>
+            <w:r/>
+            <w:r>
+              <w:rPr>
+                <w:sz w:val="19"/>
+              </w:rPr>
+              <w:t>11 August 2026</w:t>
+            </w:r>
+          </w:p>
+        </w:tc>
+        <w:tc>
+          <w:tcPr>
+            <w:tcW w:type="dxa" w:w="2160"/>
+          </w:tcPr>
+          <w:p>
+            <w:r/>
+            <w:r>
+              <w:rPr>
+                <w:sz w:val="19"/>
+              </w:rPr>
+              <w:t>Added a 'Where the code lives' section to every lab with its folder path and Google Colab link, following the restructure of the labs into one folder per lab, each holding a runnable Python script and a Colab notebook.</w:t>
+            </w:r>
+          </w:p>
+        </w:tc>
+        <w:tc>
+          <w:tcPr>
+            <w:tcW w:type="dxa" w:w="2160"/>
+          </w:tcPr>
+          <w:p>
+            <w:r/>
+            <w:r>
+              <w:rPr>
+                <w:sz w:val="19"/>
+              </w:rPr>
+              <w:t>Dr Alfred Ang</w:t>
+            </w:r>
+          </w:p>
+        </w:tc>
+      </w:tr>
     </w:tbl>
     <w:p>
       <w:r>
@@ -511,7 +569,7 @@
         </w:rPr>
         <w:t>Topic 02 — Vibe Coding for Multi-Agent Systems</w:t>
         <w:tab/>
-        <w:t>8</w:t>
+        <w:t>9</w:t>
       </w:r>
     </w:p>
     <w:p>
@@ -531,7 +589,7 @@
         </w:rPr>
         <w:t>Lab 3 — Vibe Code an Agent with a Structured Workflow</w:t>
         <w:tab/>
-        <w:t>9</w:t>
+        <w:t>10</w:t>
       </w:r>
     </w:p>
     <w:p>
@@ -551,7 +609,7 @@
         </w:rPr>
         <w:t>Lab 4 — Context Engineering and a Reusable Coding Skill</w:t>
         <w:tab/>
-        <w:t>10</w:t>
+        <w:t>11</w:t>
       </w:r>
     </w:p>
     <w:p>
@@ -570,7 +628,7 @@
         </w:rPr>
         <w:t>Topic 03 — Multi-Agent System Development with OpenAI Agents SDK</w:t>
         <w:tab/>
-        <w:t>11</w:t>
+        <w:t>12</w:t>
       </w:r>
     </w:p>
     <w:p>
@@ -590,7 +648,7 @@
         </w:rPr>
         <w:t>Lab 5 — First Agent with the OpenAI Agents SDK</w:t>
         <w:tab/>
-        <w:t>11</w:t>
+        <w:t>12</w:t>
       </w:r>
     </w:p>
     <w:p>
@@ -610,7 +668,7 @@
         </w:rPr>
         <w:t>Lab 6 — Supervisor Routing and Sub-Agent Delegation</w:t>
         <w:tab/>
-        <w:t>12</w:t>
+        <w:t>14</w:t>
       </w:r>
     </w:p>
     <w:p>
@@ -630,7 +688,7 @@
         </w:rPr>
         <w:t>Lab 7 — Deploy the Multi-Agent System with Streamlit</w:t>
         <w:tab/>
-        <w:t>13</w:t>
+        <w:t>15</w:t>
       </w:r>
     </w:p>
     <w:p>
@@ -649,7 +707,7 @@
         </w:rPr>
         <w:t>Topic 04 — Multi-Agent System Development with Gemini Agent SDK</w:t>
         <w:tab/>
-        <w:t>14</w:t>
+        <w:t>16</w:t>
       </w:r>
     </w:p>
     <w:p>
@@ -669,7 +727,7 @@
         </w:rPr>
         <w:t>Lab 8 — Build a Multi-Agent System with the Gemini Agent SDK</w:t>
         <w:tab/>
-        <w:t>14</w:t>
+        <w:t>16</w:t>
       </w:r>
     </w:p>
     <w:p>
@@ -689,7 +747,7 @@
         </w:rPr>
         <w:t>Lab 9 — Deploy the Gemini Multi-Agent System with Streamlit</w:t>
         <w:tab/>
-        <w:t>15</w:t>
+        <w:t>17</w:t>
       </w:r>
     </w:p>
     <w:p>
@@ -708,7 +766,7 @@
         </w:rPr>
         <w:t>Topic 05 — MCP and Sub-Agents</w:t>
         <w:tab/>
-        <w:t>16</w:t>
+        <w:t>18</w:t>
       </w:r>
     </w:p>
     <w:p>
@@ -728,7 +786,7 @@
         </w:rPr>
         <w:t>Lab 10 — Build and Connect an MCP Server</w:t>
         <w:tab/>
-        <w:t>16</w:t>
+        <w:t>19</w:t>
       </w:r>
     </w:p>
     <w:p>
@@ -748,7 +806,7 @@
         </w:rPr>
         <w:t>Lab 11 — Hierarchical Sub-Agents and Context Isolation</w:t>
         <w:tab/>
-        <w:t>17</w:t>
+        <w:t>20</w:t>
       </w:r>
     </w:p>
     <w:p>
@@ -767,7 +825,7 @@
         </w:rPr>
         <w:t>Course Revision</w:t>
         <w:tab/>
-        <w:t>18</w:t>
+        <w:t>21</w:t>
       </w:r>
     </w:p>
     <w:p>
@@ -786,7 +844,7 @@
         </w:rPr>
         <w:t>Assessment Preparation</w:t>
         <w:tab/>
-        <w:t>18</w:t>
+        <w:t>21</w:t>
       </w:r>
     </w:p>
     <w:p>
@@ -805,7 +863,7 @@
         </w:rPr>
         <w:t>Glossary</w:t>
         <w:tab/>
-        <w:t>19</w:t>
+        <w:t>22</w:t>
       </w:r>
     </w:p>
     <w:p>
@@ -1253,6 +1311,45 @@
           <w:color w:val="1F6FEB"/>
           <w:sz w:val="22"/>
         </w:rPr>
+        <w:t>How the labs are organised</w:t>
+      </w:r>
+    </w:p>
+    <w:p>
+      <w:r>
+        <w:t>Every lab has its own folder under labs/ in the course repository, named lab-01-…, lab-02-… and so on. Each folder contains a runnable Python script, a README with the lab instructions, and a Jupyter notebook you can open directly in Google Colab if you would rather not install anything locally.</w:t>
+      </w:r>
+    </w:p>
+    <w:p>
+      <w:pPr>
+        <w:pStyle w:val="ListBullet"/>
+      </w:pPr>
+      <w:r>
+        <w:t>Run locally: activate the virtual environment, ensure your .env holds the API keys, then run the script named in that lab's README (for example: python agent.py).</w:t>
+      </w:r>
+    </w:p>
+    <w:p>
+      <w:pPr>
+        <w:pStyle w:val="ListBullet"/>
+      </w:pPr>
+      <w:r>
+        <w:t>Run in Colab: open the lab's README on GitHub and click the Open in Colab badge. Put your API keys in Colab Secrets rather than typing them into a cell.</w:t>
+      </w:r>
+    </w:p>
+    <w:p>
+      <w:pPr>
+        <w:pStyle w:val="ListBullet"/>
+      </w:pPr>
+      <w:r>
+        <w:t>The two vibe coding labs (Labs 3 and 4) have no script to run — you direct an AI coding agent to write the code, so their folders hold the specification and context files instead.</w:t>
+      </w:r>
+    </w:p>
+    <w:p>
+      <w:r>
+        <w:rPr>
+          <w:b/>
+          <w:color w:val="1F6FEB"/>
+          <w:sz w:val="22"/>
+        </w:rPr>
         <w:t>Conventions used in every lab</w:t>
       </w:r>
     </w:p>
@@ -1270,14 +1367,6 @@
       </w:pPr>
       <w:r>
         <w:t>Placeholders such as &lt;YOUR_KEY&gt; and /absolute/path/ are replaced with your own values.</w:t>
-      </w:r>
-    </w:p>
-    <w:p>
-      <w:pPr>
-        <w:pStyle w:val="ListBullet"/>
-      </w:pPr>
-      <w:r>
-        <w:t>Each lab has a matching file in the labs/ folder of the course repository with the complete code.</w:t>
       </w:r>
     </w:p>
     <w:p>
@@ -1407,6 +1496,40 @@
           <w:color w:val="1F6FEB"/>
           <w:sz w:val="22"/>
         </w:rPr>
+        <w:t>Where the code lives</w:t>
+      </w:r>
+    </w:p>
+    <w:p>
+      <w:pPr>
+        <w:pStyle w:val="ListBullet"/>
+      </w:pPr>
+      <w:r>
+        <w:t>Lab folder: labs/lab-01-build-your-first-tool-calling-agent/ — the runnable Python script, a README and the notebook.</w:t>
+      </w:r>
+    </w:p>
+    <w:p>
+      <w:pPr>
+        <w:pStyle w:val="ListBullet"/>
+      </w:pPr>
+      <w:r>
+        <w:t>Run it locally: activate your virtual environment, set your keys in .env, then run the script named in the lab's README.</w:t>
+      </w:r>
+    </w:p>
+    <w:p>
+      <w:pPr>
+        <w:pStyle w:val="ListBullet"/>
+      </w:pPr>
+      <w:r>
+        <w:t>Or open it in Google Colab: https://colab.research.google.com/github/tertiarycourses/TGS-2020503207-AI-Vibe-Coding-for-Multi-Agents-System/blob/main/labs/lab-01-build-your-first-tool-calling-agent/lab-01-build-your-first-tool-calling-agent.ipynb</w:t>
+      </w:r>
+    </w:p>
+    <w:p>
+      <w:r>
+        <w:rPr>
+          <w:b/>
+          <w:color w:val="1F6FEB"/>
+          <w:sz w:val="22"/>
+        </w:rPr>
         <w:t>Step-by-step</w:t>
       </w:r>
     </w:p>
@@ -1572,7 +1695,7 @@
         <w:rPr>
           <w:sz w:val="20"/>
         </w:rPr>
-        <w:t>The complete working code for this lab is in labs/lab-01-*.md in the course repository. Keep your API keys in .env — never commit them.</w:t>
+        <w:t>The complete working code for this lab is in labs/lab-01-build-your-first-tool-calling-agent/ in the course repository. Keep your API keys in .env — never commit them.</w:t>
       </w:r>
     </w:p>
     <w:p/>
@@ -1616,6 +1739,40 @@
           <w:color w:val="1F6FEB"/>
           <w:sz w:val="22"/>
         </w:rPr>
+        <w:t>Where the code lives</w:t>
+      </w:r>
+    </w:p>
+    <w:p>
+      <w:pPr>
+        <w:pStyle w:val="ListBullet"/>
+      </w:pPr>
+      <w:r>
+        <w:t>Lab folder: labs/lab-02-agent-memory-and-reusable-agent-skills/ — the runnable Python script, a README and the notebook.</w:t>
+      </w:r>
+    </w:p>
+    <w:p>
+      <w:pPr>
+        <w:pStyle w:val="ListBullet"/>
+      </w:pPr>
+      <w:r>
+        <w:t>Run it locally: activate your virtual environment, set your keys in .env, then run the script named in the lab's README.</w:t>
+      </w:r>
+    </w:p>
+    <w:p>
+      <w:pPr>
+        <w:pStyle w:val="ListBullet"/>
+      </w:pPr>
+      <w:r>
+        <w:t>Or open it in Google Colab: https://colab.research.google.com/github/tertiarycourses/TGS-2020503207-AI-Vibe-Coding-for-Multi-Agents-System/blob/main/labs/lab-02-agent-memory-and-reusable-agent-skills/lab-02-agent-memory-and-reusable-agent-skills.ipynb</w:t>
+      </w:r>
+    </w:p>
+    <w:p>
+      <w:r>
+        <w:rPr>
+          <w:b/>
+          <w:color w:val="1F6FEB"/>
+          <w:sz w:val="22"/>
+        </w:rPr>
         <w:t>Step-by-step</w:t>
       </w:r>
     </w:p>
@@ -1736,7 +1893,7 @@
         <w:rPr>
           <w:sz w:val="20"/>
         </w:rPr>
-        <w:t>The complete working code for this lab is in labs/lab-02-*.md in the course repository. Keep your API keys in .env — never commit them.</w:t>
+        <w:t>The complete working code for this lab is in labs/lab-02-agent-memory-and-reusable-agent-skills/ in the course repository. Keep your API keys in .env — never commit them.</w:t>
       </w:r>
     </w:p>
     <w:p/>
@@ -1851,6 +2008,40 @@
           <w:color w:val="1F6FEB"/>
           <w:sz w:val="22"/>
         </w:rPr>
+        <w:t>Where the code lives</w:t>
+      </w:r>
+    </w:p>
+    <w:p>
+      <w:pPr>
+        <w:pStyle w:val="ListBullet"/>
+      </w:pPr>
+      <w:r>
+        <w:t>Lab folder: labs/lab-03-vibe-code-an-agent-with-a-structured-workflow/ — the runnable Python script, a README and the notebook.</w:t>
+      </w:r>
+    </w:p>
+    <w:p>
+      <w:pPr>
+        <w:pStyle w:val="ListBullet"/>
+      </w:pPr>
+      <w:r>
+        <w:t>Run it locally: activate your virtual environment, set your keys in .env, then run the script named in the lab's README.</w:t>
+      </w:r>
+    </w:p>
+    <w:p>
+      <w:pPr>
+        <w:pStyle w:val="ListBullet"/>
+      </w:pPr>
+      <w:r>
+        <w:t>Or open it in Google Colab: https://colab.research.google.com/github/tertiarycourses/TGS-2020503207-AI-Vibe-Coding-for-Multi-Agents-System/blob/main/labs/lab-03-vibe-code-an-agent-with-a-structured-workflow/lab-03-vibe-code-an-agent-with-a-structured-workflow.ipynb</w:t>
+      </w:r>
+    </w:p>
+    <w:p>
+      <w:r>
+        <w:rPr>
+          <w:b/>
+          <w:color w:val="1F6FEB"/>
+          <w:sz w:val="22"/>
+        </w:rPr>
         <w:t>Step-by-step</w:t>
       </w:r>
     </w:p>
@@ -2006,7 +2197,7 @@
         <w:rPr>
           <w:sz w:val="20"/>
         </w:rPr>
-        <w:t>The complete working code for this lab is in labs/lab-03-*.md in the course repository. Keep your API keys in .env — never commit them.</w:t>
+        <w:t>The complete working code for this lab is in labs/lab-03-vibe-code-an-agent-with-a-structured-workflow/ in the course repository. Keep your API keys in .env — never commit them.</w:t>
       </w:r>
     </w:p>
     <w:p/>
@@ -2050,6 +2241,40 @@
           <w:color w:val="1F6FEB"/>
           <w:sz w:val="22"/>
         </w:rPr>
+        <w:t>Where the code lives</w:t>
+      </w:r>
+    </w:p>
+    <w:p>
+      <w:pPr>
+        <w:pStyle w:val="ListBullet"/>
+      </w:pPr>
+      <w:r>
+        <w:t>Lab folder: labs/lab-04-context-engineering-and-a-reusable-coding-skill/ — the runnable Python script, a README and the notebook.</w:t>
+      </w:r>
+    </w:p>
+    <w:p>
+      <w:pPr>
+        <w:pStyle w:val="ListBullet"/>
+      </w:pPr>
+      <w:r>
+        <w:t>Run it locally: activate your virtual environment, set your keys in .env, then run the script named in the lab's README.</w:t>
+      </w:r>
+    </w:p>
+    <w:p>
+      <w:pPr>
+        <w:pStyle w:val="ListBullet"/>
+      </w:pPr>
+      <w:r>
+        <w:t>Or open it in Google Colab: https://colab.research.google.com/github/tertiarycourses/TGS-2020503207-AI-Vibe-Coding-for-Multi-Agents-System/blob/main/labs/lab-04-context-engineering-and-a-reusable-coding-skill/lab-04-context-engineering-and-a-reusable-coding-skill.ipynb</w:t>
+      </w:r>
+    </w:p>
+    <w:p>
+      <w:r>
+        <w:rPr>
+          <w:b/>
+          <w:color w:val="1F6FEB"/>
+          <w:sz w:val="22"/>
+        </w:rPr>
         <w:t>Step-by-step</w:t>
       </w:r>
     </w:p>
@@ -2170,7 +2395,7 @@
         <w:rPr>
           <w:sz w:val="20"/>
         </w:rPr>
-        <w:t>The complete working code for this lab is in labs/lab-04-*.md in the course repository. Keep your API keys in .env — never commit them.</w:t>
+        <w:t>The complete working code for this lab is in labs/lab-04-context-engineering-and-a-reusable-coding-skill/ in the course repository. Keep your API keys in .env — never commit them.</w:t>
       </w:r>
     </w:p>
     <w:p/>
@@ -2285,6 +2510,40 @@
           <w:color w:val="1F6FEB"/>
           <w:sz w:val="22"/>
         </w:rPr>
+        <w:t>Where the code lives</w:t>
+      </w:r>
+    </w:p>
+    <w:p>
+      <w:pPr>
+        <w:pStyle w:val="ListBullet"/>
+      </w:pPr>
+      <w:r>
+        <w:t>Lab folder: labs/lab-05-first-agent-with-the-openai-agents-sdk/ — the runnable Python script, a README and the notebook.</w:t>
+      </w:r>
+    </w:p>
+    <w:p>
+      <w:pPr>
+        <w:pStyle w:val="ListBullet"/>
+      </w:pPr>
+      <w:r>
+        <w:t>Run it locally: activate your virtual environment, set your keys in .env, then run the script named in the lab's README.</w:t>
+      </w:r>
+    </w:p>
+    <w:p>
+      <w:pPr>
+        <w:pStyle w:val="ListBullet"/>
+      </w:pPr>
+      <w:r>
+        <w:t>Or open it in Google Colab: https://colab.research.google.com/github/tertiarycourses/TGS-2020503207-AI-Vibe-Coding-for-Multi-Agents-System/blob/main/labs/lab-05-first-agent-with-the-openai-agents-sdk/lab-05-first-agent-with-the-openai-agents-sdk.ipynb</w:t>
+      </w:r>
+    </w:p>
+    <w:p>
+      <w:r>
+        <w:rPr>
+          <w:b/>
+          <w:color w:val="1F6FEB"/>
+          <w:sz w:val="22"/>
+        </w:rPr>
         <w:t>Step-by-step</w:t>
       </w:r>
     </w:p>
@@ -2430,7 +2689,7 @@
         <w:rPr>
           <w:sz w:val="20"/>
         </w:rPr>
-        <w:t>The complete working code for this lab is in labs/lab-05-*.md in the course repository. Keep your API keys in .env — never commit them.</w:t>
+        <w:t>The complete working code for this lab is in labs/lab-05-first-agent-with-the-openai-agents-sdk/ in the course repository. Keep your API keys in .env — never commit them.</w:t>
       </w:r>
     </w:p>
     <w:p/>
@@ -2474,6 +2733,40 @@
           <w:color w:val="1F6FEB"/>
           <w:sz w:val="22"/>
         </w:rPr>
+        <w:t>Where the code lives</w:t>
+      </w:r>
+    </w:p>
+    <w:p>
+      <w:pPr>
+        <w:pStyle w:val="ListBullet"/>
+      </w:pPr>
+      <w:r>
+        <w:t>Lab folder: labs/lab-06-supervisor-routing-and-sub-agent-delegation/ — the runnable Python script, a README and the notebook.</w:t>
+      </w:r>
+    </w:p>
+    <w:p>
+      <w:pPr>
+        <w:pStyle w:val="ListBullet"/>
+      </w:pPr>
+      <w:r>
+        <w:t>Run it locally: activate your virtual environment, set your keys in .env, then run the script named in the lab's README.</w:t>
+      </w:r>
+    </w:p>
+    <w:p>
+      <w:pPr>
+        <w:pStyle w:val="ListBullet"/>
+      </w:pPr>
+      <w:r>
+        <w:t>Or open it in Google Colab: https://colab.research.google.com/github/tertiarycourses/TGS-2020503207-AI-Vibe-Coding-for-Multi-Agents-System/blob/main/labs/lab-06-supervisor-routing-and-sub-agent-delegation/lab-06-supervisor-routing-and-sub-agent-delegation.ipynb</w:t>
+      </w:r>
+    </w:p>
+    <w:p>
+      <w:r>
+        <w:rPr>
+          <w:b/>
+          <w:color w:val="1F6FEB"/>
+          <w:sz w:val="22"/>
+        </w:rPr>
         <w:t>Step-by-step</w:t>
       </w:r>
     </w:p>
@@ -2609,7 +2902,7 @@
         <w:rPr>
           <w:sz w:val="20"/>
         </w:rPr>
-        <w:t>The complete working code for this lab is in labs/lab-06-*.md in the course repository. Keep your API keys in .env — never commit them.</w:t>
+        <w:t>The complete working code for this lab is in labs/lab-06-supervisor-routing-and-sub-agent-delegation/ in the course repository. Keep your API keys in .env — never commit them.</w:t>
       </w:r>
     </w:p>
     <w:p/>
@@ -2653,6 +2946,40 @@
           <w:color w:val="1F6FEB"/>
           <w:sz w:val="22"/>
         </w:rPr>
+        <w:t>Where the code lives</w:t>
+      </w:r>
+    </w:p>
+    <w:p>
+      <w:pPr>
+        <w:pStyle w:val="ListBullet"/>
+      </w:pPr>
+      <w:r>
+        <w:t>Lab folder: labs/lab-07-deploy-the-multi-agent-system-with-streamlit/ — the runnable Python script, a README and the notebook.</w:t>
+      </w:r>
+    </w:p>
+    <w:p>
+      <w:pPr>
+        <w:pStyle w:val="ListBullet"/>
+      </w:pPr>
+      <w:r>
+        <w:t>Run it locally: activate your virtual environment, set your keys in .env, then run the script named in the lab's README.</w:t>
+      </w:r>
+    </w:p>
+    <w:p>
+      <w:pPr>
+        <w:pStyle w:val="ListBullet"/>
+      </w:pPr>
+      <w:r>
+        <w:t>Or open it in Google Colab: https://colab.research.google.com/github/tertiarycourses/TGS-2020503207-AI-Vibe-Coding-for-Multi-Agents-System/blob/main/labs/lab-07-deploy-the-multi-agent-system-with-streamlit/lab-07-deploy-the-multi-agent-system-with-streamlit.ipynb</w:t>
+      </w:r>
+    </w:p>
+    <w:p>
+      <w:r>
+        <w:rPr>
+          <w:b/>
+          <w:color w:val="1F6FEB"/>
+          <w:sz w:val="22"/>
+        </w:rPr>
         <w:t>Step-by-step</w:t>
       </w:r>
     </w:p>
@@ -2798,7 +3125,7 @@
         <w:rPr>
           <w:sz w:val="20"/>
         </w:rPr>
-        <w:t>The complete working code for this lab is in labs/lab-07-*.md in the course repository. Keep your API keys in .env — never commit them.</w:t>
+        <w:t>The complete working code for this lab is in labs/lab-07-deploy-the-multi-agent-system-with-streamlit/ in the course repository. Keep your API keys in .env — never commit them.</w:t>
       </w:r>
     </w:p>
     <w:p/>
@@ -2913,6 +3240,40 @@
           <w:color w:val="1F6FEB"/>
           <w:sz w:val="22"/>
         </w:rPr>
+        <w:t>Where the code lives</w:t>
+      </w:r>
+    </w:p>
+    <w:p>
+      <w:pPr>
+        <w:pStyle w:val="ListBullet"/>
+      </w:pPr>
+      <w:r>
+        <w:t>Lab folder: labs/lab-08-build-a-multi-agent-system-with-the-gemini-agent-sdk/ — the runnable Python script, a README and the notebook.</w:t>
+      </w:r>
+    </w:p>
+    <w:p>
+      <w:pPr>
+        <w:pStyle w:val="ListBullet"/>
+      </w:pPr>
+      <w:r>
+        <w:t>Run it locally: activate your virtual environment, set your keys in .env, then run the script named in the lab's README.</w:t>
+      </w:r>
+    </w:p>
+    <w:p>
+      <w:pPr>
+        <w:pStyle w:val="ListBullet"/>
+      </w:pPr>
+      <w:r>
+        <w:t>Or open it in Google Colab: https://colab.research.google.com/github/tertiarycourses/TGS-2020503207-AI-Vibe-Coding-for-Multi-Agents-System/blob/main/labs/lab-08-build-a-multi-agent-system-with-the-gemini-agent-sdk/lab-08-build-a-multi-agent-system-with-the-gemini-agent-sdk.ipynb</w:t>
+      </w:r>
+    </w:p>
+    <w:p>
+      <w:r>
+        <w:rPr>
+          <w:b/>
+          <w:color w:val="1F6FEB"/>
+          <w:sz w:val="22"/>
+        </w:rPr>
         <w:t>Step-by-step</w:t>
       </w:r>
     </w:p>
@@ -3073,7 +3434,7 @@
         <w:rPr>
           <w:sz w:val="20"/>
         </w:rPr>
-        <w:t>The complete working code for this lab is in labs/lab-08-*.md in the course repository. Keep your API keys in .env — never commit them.</w:t>
+        <w:t>The complete working code for this lab is in labs/lab-08-build-a-multi-agent-system-with-the-gemini-agent-sdk/ in the course repository. Keep your API keys in .env — never commit them.</w:t>
       </w:r>
     </w:p>
     <w:p/>
@@ -3117,6 +3478,40 @@
           <w:color w:val="1F6FEB"/>
           <w:sz w:val="22"/>
         </w:rPr>
+        <w:t>Where the code lives</w:t>
+      </w:r>
+    </w:p>
+    <w:p>
+      <w:pPr>
+        <w:pStyle w:val="ListBullet"/>
+      </w:pPr>
+      <w:r>
+        <w:t>Lab folder: labs/lab-09-deploy-the-gemini-multi-agent-system-with-streamlit/ — the runnable Python script, a README and the notebook.</w:t>
+      </w:r>
+    </w:p>
+    <w:p>
+      <w:pPr>
+        <w:pStyle w:val="ListBullet"/>
+      </w:pPr>
+      <w:r>
+        <w:t>Run it locally: activate your virtual environment, set your keys in .env, then run the script named in the lab's README.</w:t>
+      </w:r>
+    </w:p>
+    <w:p>
+      <w:pPr>
+        <w:pStyle w:val="ListBullet"/>
+      </w:pPr>
+      <w:r>
+        <w:t>Or open it in Google Colab: https://colab.research.google.com/github/tertiarycourses/TGS-2020503207-AI-Vibe-Coding-for-Multi-Agents-System/blob/main/labs/lab-09-deploy-the-gemini-multi-agent-system-with-streamlit/lab-09-deploy-the-gemini-multi-agent-system-with-streamlit.ipynb</w:t>
+      </w:r>
+    </w:p>
+    <w:p>
+      <w:r>
+        <w:rPr>
+          <w:b/>
+          <w:color w:val="1F6FEB"/>
+          <w:sz w:val="22"/>
+        </w:rPr>
         <w:t>Step-by-step</w:t>
       </w:r>
     </w:p>
@@ -3252,7 +3647,7 @@
         <w:rPr>
           <w:sz w:val="20"/>
         </w:rPr>
-        <w:t>The complete working code for this lab is in labs/lab-09-*.md in the course repository. Keep your API keys in .env — never commit them.</w:t>
+        <w:t>The complete working code for this lab is in labs/lab-09-deploy-the-gemini-multi-agent-system-with-streamlit/ in the course repository. Keep your API keys in .env — never commit them.</w:t>
       </w:r>
     </w:p>
     <w:p/>
@@ -3367,6 +3762,40 @@
           <w:color w:val="1F6FEB"/>
           <w:sz w:val="22"/>
         </w:rPr>
+        <w:t>Where the code lives</w:t>
+      </w:r>
+    </w:p>
+    <w:p>
+      <w:pPr>
+        <w:pStyle w:val="ListBullet"/>
+      </w:pPr>
+      <w:r>
+        <w:t>Lab folder: labs/lab-10-build-and-connect-an-mcp-server/ — the runnable Python script, a README and the notebook.</w:t>
+      </w:r>
+    </w:p>
+    <w:p>
+      <w:pPr>
+        <w:pStyle w:val="ListBullet"/>
+      </w:pPr>
+      <w:r>
+        <w:t>Run it locally: activate your virtual environment, set your keys in .env, then run the script named in the lab's README.</w:t>
+      </w:r>
+    </w:p>
+    <w:p>
+      <w:pPr>
+        <w:pStyle w:val="ListBullet"/>
+      </w:pPr>
+      <w:r>
+        <w:t>Or open it in Google Colab: https://colab.research.google.com/github/tertiarycourses/TGS-2020503207-AI-Vibe-Coding-for-Multi-Agents-System/blob/main/labs/lab-10-build-and-connect-an-mcp-server/lab-10-build-and-connect-an-mcp-server.ipynb</w:t>
+      </w:r>
+    </w:p>
+    <w:p>
+      <w:r>
+        <w:rPr>
+          <w:b/>
+          <w:color w:val="1F6FEB"/>
+          <w:sz w:val="22"/>
+        </w:rPr>
         <w:t>Step-by-step</w:t>
       </w:r>
     </w:p>
@@ -3557,7 +3986,7 @@
         <w:rPr>
           <w:sz w:val="20"/>
         </w:rPr>
-        <w:t>The complete working code for this lab is in labs/lab-10-*.md in the course repository. Keep your API keys in .env — never commit them.</w:t>
+        <w:t>The complete working code for this lab is in labs/lab-10-build-and-connect-an-mcp-server/ in the course repository. Keep your API keys in .env — never commit them.</w:t>
       </w:r>
     </w:p>
     <w:p/>
@@ -3601,6 +4030,40 @@
           <w:color w:val="1F6FEB"/>
           <w:sz w:val="22"/>
         </w:rPr>
+        <w:t>Where the code lives</w:t>
+      </w:r>
+    </w:p>
+    <w:p>
+      <w:pPr>
+        <w:pStyle w:val="ListBullet"/>
+      </w:pPr>
+      <w:r>
+        <w:t>Lab folder: labs/lab-11-hierarchical-sub-agents-and-context-isolation/ — the runnable Python script, a README and the notebook.</w:t>
+      </w:r>
+    </w:p>
+    <w:p>
+      <w:pPr>
+        <w:pStyle w:val="ListBullet"/>
+      </w:pPr>
+      <w:r>
+        <w:t>Run it locally: activate your virtual environment, set your keys in .env, then run the script named in the lab's README.</w:t>
+      </w:r>
+    </w:p>
+    <w:p>
+      <w:pPr>
+        <w:pStyle w:val="ListBullet"/>
+      </w:pPr>
+      <w:r>
+        <w:t>Or open it in Google Colab: https://colab.research.google.com/github/tertiarycourses/TGS-2020503207-AI-Vibe-Coding-for-Multi-Agents-System/blob/main/labs/lab-11-hierarchical-sub-agents-and-context-isolation/lab-11-hierarchical-sub-agents-and-context-isolation.ipynb</w:t>
+      </w:r>
+    </w:p>
+    <w:p>
+      <w:r>
+        <w:rPr>
+          <w:b/>
+          <w:color w:val="1F6FEB"/>
+          <w:sz w:val="22"/>
+        </w:rPr>
         <w:t>Step-by-step</w:t>
       </w:r>
     </w:p>
@@ -3751,7 +4214,7 @@
         <w:rPr>
           <w:sz w:val="20"/>
         </w:rPr>
-        <w:t>The complete working code for this lab is in labs/lab-11-*.md in the course repository. Keep your API keys in .env — never commit them.</w:t>
+        <w:t>The complete working code for this lab is in labs/lab-11-hierarchical-sub-agents-and-context-isolation/ in the course repository. Keep your API keys in .env — never commit them.</w:t>
       </w:r>
     </w:p>
     <w:p/>
